--- a/mon/toan/khbd/lop12/KHBD_TOAN12_Bai4_KhaoSatHamSo_T14-18_HoaNhap.docx
+++ b/mon/toan/khbd/lop12/KHBD_TOAN12_Bai4_KhaoSatHamSo_T14-18_HoaNhap.docx
@@ -97,7 +97,7 @@
           <w:color w:val="C00000"/>
           <w:sz w:val="26"/>
         </w:rPr>
-        <w:t>(KHBD hoà nhập dùng chung. Phạm vi áp dụng: Lớp 12……: 01 HS khuyết tật vận động (nặng) · Lớp 12……: 01 HS khuyết tật vận động (nặng), 01 HS khuyết tật nhìn (nặng) · Các lớp khác: dạy theo phần chung, bỏ qua phần điều chỉnh HSKT.)</w:t>
+        <w:t>(KHBD hoà nhập dùng chung. Phạm vi áp dụng: Lớp 12A3, 12A5: 01 HS khuyết tật vận động (nặng) · Lớp 12A7: 01 HS khuyết tật vận động (nặng), 01 HS khuyết tật nhìn (nặng) · Lớp 12A2: 01 HS khuyết tật nhìn (nặng) · Các lớp khác: dạy theo phần chung, bỏ qua phần điều chỉnh HSKT.)</w:t>
       </w:r>
     </w:p>
     <w:p>
